--- a/resultats_glmmtmb_strata.docx
+++ b/resultats_glmmtmb_strata.docx
@@ -15,47 +15,74 @@
       <w:proofErr w:type="spellStart"/>
       <w:proofErr w:type="gramStart"/>
       <w:r>
+        <w:rPr>
+          <w:highlight w:val="green"/>
+        </w:rPr>
         <w:t>ab.colsxrsx</w:t>
       </w:r>
       <w:proofErr w:type="spellEnd"/>
       <w:proofErr w:type="gramEnd"/>
       <w:r>
-        <w:t xml:space="preserve"> &amp; sr.</w:t>
-      </w:r>
-      <w:r>
-        <w:t xml:space="preserve"> </w:t>
+        <w:rPr>
+          <w:highlight w:val="green"/>
+        </w:rPr>
+        <w:t xml:space="preserve"> &amp; sr. </w:t>
       </w:r>
       <w:proofErr w:type="spellStart"/>
       <w:proofErr w:type="gramStart"/>
       <w:r>
-        <w:t>c</w:t>
-      </w:r>
-      <w:r>
-        <w:t>olsxrsx</w:t>
+        <w:rPr>
+          <w:highlight w:val="green"/>
+        </w:rPr>
+        <w:t>colsxrsx</w:t>
       </w:r>
       <w:proofErr w:type="spellEnd"/>
       <w:proofErr w:type="gramEnd"/>
       <w:r>
-        <w:t xml:space="preserve"> / </w:t>
-      </w:r>
-      <w:proofErr w:type="spellStart"/>
-      <w:r>
+        <w:t xml:space="preserve"> </w:t>
+      </w:r>
+      <w:r>
+        <w:rPr>
+          <w:highlight w:val="green"/>
+        </w:rPr>
+        <w:t xml:space="preserve">/ </w:t>
+      </w:r>
+      <w:proofErr w:type="spellStart"/>
+      <w:r>
+        <w:rPr>
+          <w:highlight w:val="green"/>
+        </w:rPr>
         <w:t>FD_size</w:t>
       </w:r>
       <w:proofErr w:type="spellEnd"/>
       <w:r>
-        <w:t xml:space="preserve"> / </w:t>
-      </w:r>
-      <w:proofErr w:type="spellStart"/>
-      <w:r>
+        <w:t xml:space="preserve"> </w:t>
+      </w:r>
+      <w:r>
+        <w:rPr>
+          <w:highlight w:val="green"/>
+        </w:rPr>
+        <w:t xml:space="preserve">/ </w:t>
+      </w:r>
+      <w:proofErr w:type="spellStart"/>
+      <w:r>
+        <w:rPr>
+          <w:highlight w:val="green"/>
+        </w:rPr>
         <w:t>ab.zoo</w:t>
       </w:r>
       <w:proofErr w:type="spellEnd"/>
       <w:r>
-        <w:t xml:space="preserve"> / </w:t>
-      </w:r>
-      <w:proofErr w:type="spellStart"/>
-      <w:r>
+        <w:rPr>
+          <w:highlight w:val="green"/>
+        </w:rPr>
+        <w:t xml:space="preserve"> / </w:t>
+      </w:r>
+      <w:proofErr w:type="spellStart"/>
+      <w:r>
+        <w:rPr>
+          <w:highlight w:val="green"/>
+        </w:rPr>
         <w:t>ab.sxy</w:t>
       </w:r>
       <w:proofErr w:type="spellEnd"/>
@@ -64,14 +91,23 @@
       </w:r>
       <w:proofErr w:type="spellStart"/>
       <w:r>
+        <w:rPr>
+          <w:highlight w:val="green"/>
+        </w:rPr>
         <w:t>sr.xyl</w:t>
       </w:r>
       <w:proofErr w:type="spellEnd"/>
       <w:r>
-        <w:t xml:space="preserve"> / </w:t>
-      </w:r>
-      <w:proofErr w:type="spellStart"/>
-      <w:r>
+        <w:rPr>
+          <w:highlight w:val="green"/>
+        </w:rPr>
+        <w:t xml:space="preserve"> / </w:t>
+      </w:r>
+      <w:proofErr w:type="spellStart"/>
+      <w:r>
+        <w:rPr>
+          <w:highlight w:val="green"/>
+        </w:rPr>
         <w:t>ab.myc</w:t>
       </w:r>
       <w:proofErr w:type="spellEnd"/>
@@ -80,22 +116,40 @@
       </w:r>
       <w:proofErr w:type="spellStart"/>
       <w:r>
+        <w:rPr>
+          <w:highlight w:val="green"/>
+        </w:rPr>
         <w:t>ab.flo</w:t>
       </w:r>
       <w:proofErr w:type="spellEnd"/>
       <w:r>
+        <w:rPr>
+          <w:highlight w:val="green"/>
+        </w:rPr>
         <w:t xml:space="preserve"> &amp; </w:t>
       </w:r>
       <w:proofErr w:type="spellStart"/>
       <w:r>
+        <w:rPr>
+          <w:highlight w:val="green"/>
+        </w:rPr>
         <w:t>sr.flo</w:t>
       </w:r>
       <w:proofErr w:type="spellEnd"/>
       <w:r>
-        <w:t xml:space="preserve"> / </w:t>
-      </w:r>
-      <w:proofErr w:type="spellStart"/>
-      <w:r>
+        <w:t xml:space="preserve"> </w:t>
+      </w:r>
+      <w:r>
+        <w:rPr>
+          <w:highlight w:val="green"/>
+        </w:rPr>
+        <w:t xml:space="preserve">/ </w:t>
+      </w:r>
+      <w:proofErr w:type="spellStart"/>
+      <w:r>
+        <w:rPr>
+          <w:highlight w:val="green"/>
+        </w:rPr>
         <w:t>ab.lig</w:t>
       </w:r>
       <w:proofErr w:type="spellEnd"/>
@@ -104,22 +158,37 @@
       </w:r>
       <w:proofErr w:type="spellStart"/>
       <w:r>
+        <w:rPr>
+          <w:highlight w:val="green"/>
+        </w:rPr>
         <w:t>ab.colsxcom</w:t>
       </w:r>
       <w:proofErr w:type="spellEnd"/>
       <w:r>
-        <w:t xml:space="preserve"> / </w:t>
-      </w:r>
-      <w:proofErr w:type="spellStart"/>
-      <w:r>
+        <w:rPr>
+          <w:highlight w:val="green"/>
+        </w:rPr>
+        <w:t xml:space="preserve"> / </w:t>
+      </w:r>
+      <w:proofErr w:type="spellStart"/>
+      <w:r>
+        <w:rPr>
+          <w:highlight w:val="green"/>
+        </w:rPr>
         <w:t>ab.colsxrar</w:t>
       </w:r>
       <w:proofErr w:type="spellEnd"/>
       <w:r>
+        <w:rPr>
+          <w:highlight w:val="green"/>
+        </w:rPr>
         <w:t xml:space="preserve"> &amp; </w:t>
       </w:r>
       <w:proofErr w:type="spellStart"/>
       <w:r>
+        <w:rPr>
+          <w:highlight w:val="green"/>
+        </w:rPr>
         <w:t>sr.colsxrar</w:t>
       </w:r>
       <w:proofErr w:type="spellEnd"/>
@@ -128,6 +197,9 @@
       </w:r>
       <w:proofErr w:type="spellStart"/>
       <w:r>
+        <w:rPr>
+          <w:highlight w:val="green"/>
+        </w:rPr>
         <w:t>ab.colsx</w:t>
       </w:r>
       <w:proofErr w:type="spellEnd"/>
@@ -146,68 +218,110 @@
       <w:proofErr w:type="spellStart"/>
       <w:proofErr w:type="gramStart"/>
       <w:r>
+        <w:rPr>
+          <w:highlight w:val="green"/>
+        </w:rPr>
         <w:t>ab.colsxrsx</w:t>
       </w:r>
       <w:proofErr w:type="spellEnd"/>
       <w:proofErr w:type="gramEnd"/>
       <w:r>
-        <w:t xml:space="preserve"> &amp; sr.</w:t>
-      </w:r>
-      <w:r>
-        <w:t xml:space="preserve"> </w:t>
+        <w:rPr>
+          <w:highlight w:val="green"/>
+        </w:rPr>
+        <w:t xml:space="preserve"> &amp; sr. </w:t>
       </w:r>
       <w:proofErr w:type="spellStart"/>
       <w:proofErr w:type="gramStart"/>
       <w:r>
+        <w:rPr>
+          <w:highlight w:val="green"/>
+        </w:rPr>
         <w:t>colsxrsx</w:t>
       </w:r>
       <w:proofErr w:type="spellEnd"/>
       <w:proofErr w:type="gramEnd"/>
       <w:r>
-        <w:t xml:space="preserve"> / </w:t>
-      </w:r>
-      <w:proofErr w:type="spellStart"/>
-      <w:r>
+        <w:rPr>
+          <w:highlight w:val="green"/>
+        </w:rPr>
+        <w:t xml:space="preserve"> / </w:t>
+      </w:r>
+      <w:proofErr w:type="spellStart"/>
+      <w:r>
+        <w:rPr>
+          <w:highlight w:val="green"/>
+        </w:rPr>
         <w:t>CWM_canop</w:t>
       </w:r>
       <w:proofErr w:type="spellEnd"/>
       <w:r>
-        <w:t xml:space="preserve"> / </w:t>
-      </w:r>
-      <w:proofErr w:type="spellStart"/>
-      <w:r>
+        <w:rPr>
+          <w:highlight w:val="green"/>
+        </w:rPr>
+        <w:t xml:space="preserve"> / </w:t>
+      </w:r>
+      <w:proofErr w:type="spellStart"/>
+      <w:r>
+        <w:rPr>
+          <w:highlight w:val="green"/>
+        </w:rPr>
         <w:t>sr.sxy</w:t>
       </w:r>
       <w:proofErr w:type="spellEnd"/>
       <w:r>
-        <w:t xml:space="preserve"> / </w:t>
-      </w:r>
-      <w:proofErr w:type="spellStart"/>
-      <w:r>
+        <w:rPr>
+          <w:highlight w:val="green"/>
+        </w:rPr>
+        <w:t xml:space="preserve"> / </w:t>
+      </w:r>
+      <w:proofErr w:type="spellStart"/>
+      <w:r>
+        <w:rPr>
+          <w:highlight w:val="green"/>
+        </w:rPr>
         <w:t>sr.xyl</w:t>
       </w:r>
       <w:proofErr w:type="spellEnd"/>
       <w:r>
-        <w:t xml:space="preserve"> / </w:t>
-      </w:r>
-      <w:proofErr w:type="spellStart"/>
-      <w:r>
+        <w:rPr>
+          <w:highlight w:val="green"/>
+        </w:rPr>
+        <w:t xml:space="preserve"> / </w:t>
+      </w:r>
+      <w:proofErr w:type="spellStart"/>
+      <w:r>
+        <w:rPr>
+          <w:highlight w:val="green"/>
+        </w:rPr>
         <w:t>ab.flo</w:t>
       </w:r>
       <w:proofErr w:type="spellEnd"/>
       <w:r>
-        <w:t xml:space="preserve"> / </w:t>
-      </w:r>
-      <w:proofErr w:type="spellStart"/>
-      <w:r>
+        <w:rPr>
+          <w:highlight w:val="green"/>
+        </w:rPr>
+        <w:t xml:space="preserve"> / </w:t>
+      </w:r>
+      <w:proofErr w:type="spellStart"/>
+      <w:r>
+        <w:rPr>
+          <w:highlight w:val="green"/>
+        </w:rPr>
         <w:t>ab.suc</w:t>
       </w:r>
       <w:proofErr w:type="spellEnd"/>
       <w:r>
-        <w:t xml:space="preserve"> / </w:t>
-      </w:r>
-      <w:proofErr w:type="spellStart"/>
-      <w:r>
+        <w:rPr>
+          <w:highlight w:val="green"/>
+        </w:rPr>
+        <w:t xml:space="preserve"> / </w:t>
+      </w:r>
+      <w:proofErr w:type="spellStart"/>
+      <w:r>
+        <w:rPr>
+          <w:highlight w:val="green"/>
+        </w:rPr>
         <w:t>ab.colsxcom</w:t>
       </w:r>
       <w:proofErr w:type="spellEnd"/>
@@ -229,76 +343,124 @@
       <w:proofErr w:type="spellStart"/>
       <w:proofErr w:type="gramStart"/>
       <w:r>
+        <w:rPr>
+          <w:highlight w:val="green"/>
+        </w:rPr>
         <w:t>ab.colsxrsx</w:t>
       </w:r>
       <w:proofErr w:type="spellEnd"/>
       <w:proofErr w:type="gramEnd"/>
       <w:r>
-        <w:t xml:space="preserve"> &amp; sr.</w:t>
-      </w:r>
-      <w:r>
-        <w:t xml:space="preserve"> </w:t>
+        <w:rPr>
+          <w:highlight w:val="green"/>
+        </w:rPr>
+        <w:t xml:space="preserve"> &amp; sr. </w:t>
       </w:r>
       <w:proofErr w:type="spellStart"/>
       <w:proofErr w:type="gramStart"/>
       <w:r>
+        <w:rPr>
+          <w:highlight w:val="green"/>
+        </w:rPr>
         <w:t>colsxrsx</w:t>
       </w:r>
       <w:proofErr w:type="spellEnd"/>
       <w:proofErr w:type="gramEnd"/>
       <w:r>
-        <w:t xml:space="preserve"> / </w:t>
-      </w:r>
-      <w:proofErr w:type="spellStart"/>
-      <w:r>
+        <w:rPr>
+          <w:highlight w:val="green"/>
+        </w:rPr>
+        <w:t xml:space="preserve"> / </w:t>
+      </w:r>
+      <w:proofErr w:type="spellStart"/>
+      <w:r>
+        <w:rPr>
+          <w:highlight w:val="green"/>
+        </w:rPr>
         <w:t>CWM_size</w:t>
       </w:r>
       <w:proofErr w:type="spellEnd"/>
       <w:r>
-        <w:t xml:space="preserve"> / </w:t>
-      </w:r>
-      <w:proofErr w:type="spellStart"/>
-      <w:r>
+        <w:rPr>
+          <w:highlight w:val="green"/>
+        </w:rPr>
+        <w:t xml:space="preserve"> / </w:t>
+      </w:r>
+      <w:proofErr w:type="spellStart"/>
+      <w:r>
+        <w:rPr>
+          <w:highlight w:val="green"/>
+        </w:rPr>
         <w:t>ab.zoo</w:t>
       </w:r>
       <w:proofErr w:type="spellEnd"/>
       <w:r>
+        <w:rPr>
+          <w:highlight w:val="green"/>
+        </w:rPr>
         <w:t xml:space="preserve"> &amp; </w:t>
       </w:r>
       <w:proofErr w:type="spellStart"/>
       <w:r>
+        <w:rPr>
+          <w:highlight w:val="green"/>
+        </w:rPr>
         <w:t>sr.zoo</w:t>
       </w:r>
       <w:proofErr w:type="spellEnd"/>
       <w:r>
-        <w:t xml:space="preserve"> / </w:t>
-      </w:r>
-      <w:proofErr w:type="spellStart"/>
-      <w:r>
+        <w:rPr>
+          <w:highlight w:val="green"/>
+        </w:rPr>
+        <w:t xml:space="preserve"> / </w:t>
+      </w:r>
+      <w:proofErr w:type="spellStart"/>
+      <w:r>
+        <w:rPr>
+          <w:highlight w:val="green"/>
+        </w:rPr>
         <w:t>sr.sxy</w:t>
       </w:r>
       <w:proofErr w:type="spellEnd"/>
       <w:r>
-        <w:t xml:space="preserve"> / </w:t>
-      </w:r>
-      <w:proofErr w:type="spellStart"/>
-      <w:r>
+        <w:rPr>
+          <w:highlight w:val="green"/>
+        </w:rPr>
+        <w:t xml:space="preserve"> / </w:t>
+      </w:r>
+      <w:proofErr w:type="spellStart"/>
+      <w:r>
+        <w:rPr>
+          <w:highlight w:val="green"/>
+        </w:rPr>
         <w:t>ab.suc</w:t>
       </w:r>
       <w:proofErr w:type="spellEnd"/>
       <w:r>
-        <w:t xml:space="preserve"> / </w:t>
-      </w:r>
-      <w:proofErr w:type="spellStart"/>
-      <w:r>
+        <w:rPr>
+          <w:highlight w:val="green"/>
+        </w:rPr>
+        <w:t xml:space="preserve"> / </w:t>
+      </w:r>
+      <w:proofErr w:type="spellStart"/>
+      <w:r>
+        <w:rPr>
+          <w:highlight w:val="green"/>
+        </w:rPr>
         <w:t>ab.colsxrar</w:t>
       </w:r>
       <w:proofErr w:type="spellEnd"/>
       <w:r>
+        <w:rPr>
+          <w:highlight w:val="green"/>
+        </w:rPr>
         <w:t xml:space="preserve"> &amp; </w:t>
       </w:r>
       <w:proofErr w:type="spellStart"/>
       <w:r>
+        <w:rPr>
+          <w:highlight w:val="green"/>
+        </w:rPr>
         <w:t>sr.colsxrar</w:t>
       </w:r>
       <w:proofErr w:type="spellEnd"/>
@@ -319,139 +481,223 @@
       </w:r>
       <w:proofErr w:type="spellStart"/>
       <w:r>
+        <w:rPr>
+          <w:highlight w:val="green"/>
+        </w:rPr>
         <w:t>FD_size</w:t>
       </w:r>
       <w:proofErr w:type="spellEnd"/>
       <w:r>
-        <w:t xml:space="preserve"> / </w:t>
-      </w:r>
-      <w:proofErr w:type="spellStart"/>
-      <w:r>
+        <w:rPr>
+          <w:highlight w:val="green"/>
+        </w:rPr>
+        <w:t xml:space="preserve"> / </w:t>
+      </w:r>
+      <w:proofErr w:type="spellStart"/>
+      <w:r>
+        <w:rPr>
+          <w:highlight w:val="green"/>
+        </w:rPr>
         <w:t>CWM_size</w:t>
       </w:r>
       <w:proofErr w:type="spellEnd"/>
       <w:r>
+        <w:rPr>
+          <w:highlight w:val="green"/>
+        </w:rPr>
+        <w:t xml:space="preserve"> / </w:t>
+      </w:r>
+      <w:proofErr w:type="spellStart"/>
+      <w:r>
+        <w:rPr>
+          <w:highlight w:val="green"/>
+        </w:rPr>
+        <w:t>CWM_canop</w:t>
+      </w:r>
+      <w:proofErr w:type="spellEnd"/>
+      <w:r>
+        <w:t xml:space="preserve"> / </w:t>
+      </w:r>
+      <w:proofErr w:type="spellStart"/>
+      <w:r>
+        <w:rPr>
+          <w:highlight w:val="green"/>
+        </w:rPr>
+        <w:t>ab.zoo</w:t>
+      </w:r>
+      <w:proofErr w:type="spellEnd"/>
+      <w:r>
+        <w:rPr>
+          <w:highlight w:val="green"/>
+        </w:rPr>
+        <w:t xml:space="preserve"> &amp; </w:t>
+      </w:r>
+      <w:proofErr w:type="spellStart"/>
+      <w:r>
+        <w:rPr>
+          <w:highlight w:val="green"/>
+        </w:rPr>
+        <w:t>sr.zoo</w:t>
+      </w:r>
+      <w:proofErr w:type="spellEnd"/>
+      <w:r>
+        <w:t xml:space="preserve"> / </w:t>
+      </w:r>
+      <w:proofErr w:type="spellStart"/>
+      <w:r>
+        <w:rPr>
+          <w:highlight w:val="green"/>
+        </w:rPr>
+        <w:t>ab.sxy</w:t>
+      </w:r>
+      <w:proofErr w:type="spellEnd"/>
+      <w:r>
+        <w:t xml:space="preserve"> / </w:t>
+      </w:r>
+      <w:proofErr w:type="spellStart"/>
+      <w:r>
+        <w:rPr>
+          <w:highlight w:val="green"/>
+        </w:rPr>
+        <w:t>ab.xyl</w:t>
+      </w:r>
+      <w:proofErr w:type="spellEnd"/>
+      <w:r>
+        <w:rPr>
+          <w:highlight w:val="green"/>
+        </w:rPr>
+        <w:t xml:space="preserve"> &amp; </w:t>
+      </w:r>
+      <w:proofErr w:type="spellStart"/>
+      <w:r>
+        <w:rPr>
+          <w:highlight w:val="green"/>
+        </w:rPr>
+        <w:t>sr.xyl</w:t>
+      </w:r>
+      <w:proofErr w:type="spellEnd"/>
+      <w:r>
+        <w:t xml:space="preserve"> / </w:t>
+      </w:r>
+      <w:proofErr w:type="spellStart"/>
+      <w:r>
+        <w:rPr>
+          <w:highlight w:val="green"/>
+        </w:rPr>
+        <w:t>ab.flo</w:t>
+      </w:r>
+      <w:proofErr w:type="spellEnd"/>
+      <w:r>
+        <w:rPr>
+          <w:highlight w:val="green"/>
+        </w:rPr>
+        <w:t xml:space="preserve"> &amp; </w:t>
+      </w:r>
+      <w:proofErr w:type="spellStart"/>
+      <w:r>
+        <w:rPr>
+          <w:highlight w:val="green"/>
+        </w:rPr>
+        <w:t>sr.flo</w:t>
+      </w:r>
+      <w:proofErr w:type="spellEnd"/>
+      <w:r>
+        <w:rPr>
+          <w:highlight w:val="green"/>
+        </w:rPr>
+        <w:t xml:space="preserve"> / </w:t>
+      </w:r>
+      <w:proofErr w:type="spellStart"/>
+      <w:r>
+        <w:rPr>
+          <w:highlight w:val="green"/>
+        </w:rPr>
+        <w:t>ab.lig</w:t>
+      </w:r>
+      <w:proofErr w:type="spellEnd"/>
+      <w:r>
+        <w:rPr>
+          <w:highlight w:val="green"/>
+        </w:rPr>
+        <w:t xml:space="preserve"> &amp; </w:t>
+      </w:r>
+      <w:proofErr w:type="spellStart"/>
+      <w:r>
+        <w:rPr>
+          <w:highlight w:val="green"/>
+        </w:rPr>
+        <w:t>sr.lig</w:t>
+      </w:r>
+      <w:proofErr w:type="spellEnd"/>
+      <w:r>
+        <w:rPr>
+          <w:highlight w:val="green"/>
+        </w:rPr>
         <w:t xml:space="preserve"> /</w:t>
       </w:r>
       <w:r>
         <w:t xml:space="preserve"> </w:t>
       </w:r>
       <w:proofErr w:type="spellStart"/>
-      <w:r>
-        <w:t>CWM_canop</w:t>
-      </w:r>
-      <w:proofErr w:type="spellEnd"/>
-      <w:r>
-        <w:t xml:space="preserve"> / </w:t>
-      </w:r>
-      <w:proofErr w:type="spellStart"/>
-      <w:r>
-        <w:t>ab.zoo</w:t>
-      </w:r>
-      <w:proofErr w:type="spellEnd"/>
-      <w:r>
+      <w:proofErr w:type="gramStart"/>
+      <w:r>
+        <w:rPr>
+          <w:highlight w:val="green"/>
+        </w:rPr>
+        <w:t>ab.colsxcom</w:t>
+      </w:r>
+      <w:proofErr w:type="spellEnd"/>
+      <w:proofErr w:type="gramEnd"/>
+      <w:r>
+        <w:t xml:space="preserve"> / </w:t>
+      </w:r>
+      <w:proofErr w:type="spellStart"/>
+      <w:r>
+        <w:rPr>
+          <w:highlight w:val="green"/>
+        </w:rPr>
+        <w:t>ab.colsxrar</w:t>
+      </w:r>
+      <w:proofErr w:type="spellEnd"/>
+      <w:r>
+        <w:rPr>
+          <w:highlight w:val="green"/>
+        </w:rPr>
         <w:t xml:space="preserve"> &amp; </w:t>
       </w:r>
       <w:proofErr w:type="spellStart"/>
       <w:r>
-        <w:t>sr.zoo</w:t>
-      </w:r>
-      <w:proofErr w:type="spellEnd"/>
-      <w:r>
-        <w:t xml:space="preserve"> / </w:t>
-      </w:r>
-      <w:proofErr w:type="spellStart"/>
-      <w:r>
-        <w:t>ab.sxy</w:t>
-      </w:r>
-      <w:proofErr w:type="spellEnd"/>
-      <w:r>
-        <w:t xml:space="preserve"> / </w:t>
-      </w:r>
-      <w:proofErr w:type="spellStart"/>
-      <w:r>
-        <w:t>ab.xyl</w:t>
-      </w:r>
-      <w:proofErr w:type="spellEnd"/>
-      <w:r>
+        <w:rPr>
+          <w:highlight w:val="green"/>
+        </w:rPr>
+        <w:t>sr.colsxrar</w:t>
+      </w:r>
+      <w:proofErr w:type="spellEnd"/>
+      <w:r>
+        <w:rPr>
+          <w:highlight w:val="green"/>
+        </w:rPr>
+        <w:t xml:space="preserve"> / </w:t>
+      </w:r>
+      <w:proofErr w:type="spellStart"/>
+      <w:r>
+        <w:rPr>
+          <w:highlight w:val="green"/>
+        </w:rPr>
+        <w:t>ab.colsx</w:t>
+      </w:r>
+      <w:proofErr w:type="spellEnd"/>
+      <w:r>
+        <w:rPr>
+          <w:highlight w:val="green"/>
+        </w:rPr>
         <w:t xml:space="preserve"> &amp; </w:t>
       </w:r>
       <w:proofErr w:type="spellStart"/>
       <w:r>
-        <w:t>sr.xyl</w:t>
-      </w:r>
-      <w:proofErr w:type="spellEnd"/>
-      <w:r>
-        <w:t xml:space="preserve"> / </w:t>
-      </w:r>
-      <w:proofErr w:type="spellStart"/>
-      <w:r>
-        <w:t>ab.flo</w:t>
-      </w:r>
-      <w:proofErr w:type="spellEnd"/>
-      <w:r>
-        <w:t xml:space="preserve"> &amp; </w:t>
-      </w:r>
-      <w:proofErr w:type="spellStart"/>
-      <w:r>
-        <w:t>sr.flo</w:t>
-      </w:r>
-      <w:proofErr w:type="spellEnd"/>
-      <w:r>
-        <w:t xml:space="preserve"> / </w:t>
-      </w:r>
-      <w:proofErr w:type="spellStart"/>
-      <w:r>
-        <w:t>ab.lig</w:t>
-      </w:r>
-      <w:proofErr w:type="spellEnd"/>
-      <w:r>
-        <w:t xml:space="preserve"> &amp; </w:t>
-      </w:r>
-      <w:proofErr w:type="spellStart"/>
-      <w:r>
-        <w:t>sr.lig</w:t>
-      </w:r>
-      <w:proofErr w:type="spellEnd"/>
-      <w:r>
-        <w:t xml:space="preserve"> / </w:t>
-      </w:r>
-      <w:proofErr w:type="spellStart"/>
-      <w:proofErr w:type="gramStart"/>
-      <w:r>
-        <w:t>ab.colsxcom</w:t>
-      </w:r>
-      <w:proofErr w:type="spellEnd"/>
-      <w:proofErr w:type="gramEnd"/>
-      <w:r>
-        <w:t xml:space="preserve"> / </w:t>
-      </w:r>
-      <w:proofErr w:type="spellStart"/>
-      <w:r>
-        <w:t>ab.colsxrar</w:t>
-      </w:r>
-      <w:proofErr w:type="spellEnd"/>
-      <w:r>
-        <w:t xml:space="preserve"> &amp; </w:t>
-      </w:r>
-      <w:proofErr w:type="spellStart"/>
-      <w:r>
-        <w:t>sr.colsxrar</w:t>
-      </w:r>
-      <w:proofErr w:type="spellEnd"/>
-      <w:r>
-        <w:t xml:space="preserve"> / </w:t>
-      </w:r>
-      <w:proofErr w:type="spellStart"/>
-      <w:r>
-        <w:t>ab.colsx</w:t>
-      </w:r>
-      <w:proofErr w:type="spellEnd"/>
-      <w:r>
-        <w:t xml:space="preserve"> &amp; </w:t>
-      </w:r>
-      <w:proofErr w:type="spellStart"/>
-      <w:r>
+        <w:rPr>
+          <w:highlight w:val="green"/>
+        </w:rPr>
         <w:t>sr.colsx</w:t>
       </w:r>
       <w:proofErr w:type="spellEnd"/>
@@ -469,160 +715,277 @@
       </w:r>
       <w:proofErr w:type="spellStart"/>
       <w:r>
+        <w:rPr>
+          <w:highlight w:val="green"/>
+        </w:rPr>
         <w:t>FD_size</w:t>
       </w:r>
       <w:proofErr w:type="spellEnd"/>
       <w:r>
-        <w:t xml:space="preserve"> / </w:t>
-      </w:r>
-      <w:proofErr w:type="spellStart"/>
-      <w:r>
+        <w:rPr>
+          <w:highlight w:val="green"/>
+        </w:rPr>
+        <w:t xml:space="preserve"> / </w:t>
+      </w:r>
+      <w:proofErr w:type="spellStart"/>
+      <w:r>
+        <w:rPr>
+          <w:highlight w:val="green"/>
+        </w:rPr>
         <w:t>CWM_size</w:t>
       </w:r>
       <w:proofErr w:type="spellEnd"/>
       <w:r>
-        <w:t xml:space="preserve"> / </w:t>
-      </w:r>
-      <w:proofErr w:type="spellStart"/>
-      <w:r>
+        <w:rPr>
+          <w:highlight w:val="green"/>
+        </w:rPr>
+        <w:t xml:space="preserve"> / </w:t>
+      </w:r>
+      <w:proofErr w:type="spellStart"/>
+      <w:r>
+        <w:rPr>
+          <w:highlight w:val="green"/>
+        </w:rPr>
         <w:t>ab.zoo</w:t>
       </w:r>
       <w:proofErr w:type="spellEnd"/>
       <w:r>
+        <w:rPr>
+          <w:highlight w:val="green"/>
+        </w:rPr>
         <w:t xml:space="preserve"> &amp; </w:t>
       </w:r>
       <w:proofErr w:type="spellStart"/>
       <w:r>
+        <w:rPr>
+          <w:highlight w:val="green"/>
+        </w:rPr>
         <w:t>sr.zoo</w:t>
       </w:r>
       <w:proofErr w:type="spellEnd"/>
       <w:r>
-        <w:t xml:space="preserve"> / </w:t>
-      </w:r>
-      <w:proofErr w:type="spellStart"/>
-      <w:r>
+        <w:rPr>
+          <w:highlight w:val="green"/>
+        </w:rPr>
+        <w:t xml:space="preserve"> / </w:t>
+      </w:r>
+      <w:proofErr w:type="spellStart"/>
+      <w:r>
+        <w:rPr>
+          <w:highlight w:val="green"/>
+        </w:rPr>
         <w:t>ab.sxy</w:t>
       </w:r>
       <w:proofErr w:type="spellEnd"/>
       <w:r>
+        <w:rPr>
+          <w:highlight w:val="green"/>
+        </w:rPr>
         <w:t xml:space="preserve"> &amp; </w:t>
       </w:r>
       <w:proofErr w:type="spellStart"/>
       <w:r>
+        <w:rPr>
+          <w:highlight w:val="green"/>
+        </w:rPr>
         <w:t>sr.sxy</w:t>
       </w:r>
       <w:proofErr w:type="spellEnd"/>
       <w:r>
-        <w:t xml:space="preserve"> / </w:t>
-      </w:r>
-      <w:proofErr w:type="spellStart"/>
-      <w:r>
+        <w:rPr>
+          <w:highlight w:val="green"/>
+        </w:rPr>
+        <w:t xml:space="preserve"> / </w:t>
+      </w:r>
+      <w:proofErr w:type="spellStart"/>
+      <w:r>
+        <w:rPr>
+          <w:highlight w:val="green"/>
+        </w:rPr>
         <w:t>ab.xyl</w:t>
       </w:r>
       <w:proofErr w:type="spellEnd"/>
       <w:r>
+        <w:rPr>
+          <w:highlight w:val="green"/>
+        </w:rPr>
         <w:t xml:space="preserve"> &amp; </w:t>
       </w:r>
       <w:proofErr w:type="spellStart"/>
       <w:r>
+        <w:rPr>
+          <w:highlight w:val="green"/>
+        </w:rPr>
         <w:t>sr.xyl</w:t>
       </w:r>
       <w:proofErr w:type="spellEnd"/>
       <w:r>
-        <w:t xml:space="preserve"> / </w:t>
-      </w:r>
-      <w:proofErr w:type="spellStart"/>
-      <w:r>
+        <w:rPr>
+          <w:highlight w:val="green"/>
+        </w:rPr>
+        <w:t xml:space="preserve"> / </w:t>
+      </w:r>
+      <w:proofErr w:type="spellStart"/>
+      <w:r>
+        <w:rPr>
+          <w:highlight w:val="green"/>
+        </w:rPr>
         <w:t>ab.flo</w:t>
       </w:r>
       <w:proofErr w:type="spellEnd"/>
       <w:r>
+        <w:rPr>
+          <w:highlight w:val="green"/>
+        </w:rPr>
         <w:t xml:space="preserve"> &amp; </w:t>
       </w:r>
       <w:proofErr w:type="spellStart"/>
       <w:r>
+        <w:rPr>
+          <w:highlight w:val="green"/>
+        </w:rPr>
         <w:t>sr.flo</w:t>
       </w:r>
       <w:proofErr w:type="spellEnd"/>
       <w:r>
-        <w:t xml:space="preserve"> / </w:t>
-      </w:r>
-      <w:proofErr w:type="spellStart"/>
-      <w:r>
+        <w:rPr>
+          <w:highlight w:val="green"/>
+        </w:rPr>
+        <w:t xml:space="preserve"> / </w:t>
+      </w:r>
+      <w:proofErr w:type="spellStart"/>
+      <w:r>
+        <w:rPr>
+          <w:highlight w:val="green"/>
+        </w:rPr>
         <w:t>ab.lig</w:t>
       </w:r>
       <w:proofErr w:type="spellEnd"/>
       <w:r>
+        <w:rPr>
+          <w:highlight w:val="green"/>
+        </w:rPr>
         <w:t xml:space="preserve"> &amp; </w:t>
       </w:r>
       <w:proofErr w:type="spellStart"/>
       <w:r>
+        <w:rPr>
+          <w:highlight w:val="green"/>
+        </w:rPr>
         <w:t>sr.lig</w:t>
       </w:r>
       <w:proofErr w:type="spellEnd"/>
       <w:r>
-        <w:t xml:space="preserve"> / </w:t>
-      </w:r>
-      <w:proofErr w:type="spellStart"/>
-      <w:r>
+        <w:rPr>
+          <w:highlight w:val="green"/>
+        </w:rPr>
+        <w:t xml:space="preserve"> / </w:t>
+      </w:r>
+      <w:proofErr w:type="spellStart"/>
+      <w:r>
+        <w:rPr>
+          <w:highlight w:val="green"/>
+        </w:rPr>
         <w:t>ab.cav</w:t>
       </w:r>
       <w:proofErr w:type="spellEnd"/>
       <w:r>
+        <w:rPr>
+          <w:highlight w:val="green"/>
+        </w:rPr>
         <w:t xml:space="preserve"> &amp; </w:t>
       </w:r>
       <w:proofErr w:type="spellStart"/>
       <w:r>
+        <w:rPr>
+          <w:highlight w:val="green"/>
+        </w:rPr>
         <w:t>sr.cav</w:t>
       </w:r>
       <w:proofErr w:type="spellEnd"/>
       <w:r>
+        <w:rPr>
+          <w:highlight w:val="green"/>
+        </w:rPr>
         <w:t xml:space="preserve"> / </w:t>
       </w:r>
       <w:proofErr w:type="spellStart"/>
       <w:proofErr w:type="gramStart"/>
       <w:r>
+        <w:rPr>
+          <w:highlight w:val="green"/>
+        </w:rPr>
         <w:t>ab.colsxcom</w:t>
       </w:r>
       <w:proofErr w:type="spellEnd"/>
       <w:proofErr w:type="gramEnd"/>
       <w:r>
+        <w:rPr>
+          <w:highlight w:val="green"/>
+        </w:rPr>
         <w:t xml:space="preserve"> &amp; </w:t>
       </w:r>
       <w:proofErr w:type="spellStart"/>
       <w:r>
+        <w:rPr>
+          <w:highlight w:val="green"/>
+        </w:rPr>
         <w:t>sr.colsxcom</w:t>
       </w:r>
       <w:proofErr w:type="spellEnd"/>
       <w:r>
-        <w:t xml:space="preserve"> / </w:t>
-      </w:r>
-      <w:proofErr w:type="spellStart"/>
-      <w:r>
+        <w:rPr>
+          <w:highlight w:val="green"/>
+        </w:rPr>
+        <w:t xml:space="preserve"> / </w:t>
+      </w:r>
+      <w:proofErr w:type="spellStart"/>
+      <w:r>
+        <w:rPr>
+          <w:highlight w:val="green"/>
+        </w:rPr>
         <w:t>ab.colsxrar</w:t>
       </w:r>
       <w:proofErr w:type="spellEnd"/>
       <w:r>
+        <w:rPr>
+          <w:highlight w:val="green"/>
+        </w:rPr>
         <w:t xml:space="preserve"> &amp; </w:t>
       </w:r>
       <w:proofErr w:type="spellStart"/>
       <w:r>
+        <w:rPr>
+          <w:highlight w:val="green"/>
+        </w:rPr>
         <w:t>sr.colsxrar</w:t>
       </w:r>
       <w:proofErr w:type="spellEnd"/>
       <w:r>
-        <w:t xml:space="preserve"> / </w:t>
-      </w:r>
-      <w:proofErr w:type="spellStart"/>
-      <w:r>
+        <w:rPr>
+          <w:highlight w:val="green"/>
+        </w:rPr>
+        <w:t xml:space="preserve"> / </w:t>
+      </w:r>
+      <w:proofErr w:type="spellStart"/>
+      <w:r>
+        <w:rPr>
+          <w:highlight w:val="green"/>
+        </w:rPr>
         <w:t>ab.colsx</w:t>
       </w:r>
       <w:proofErr w:type="spellEnd"/>
       <w:r>
+        <w:rPr>
+          <w:highlight w:val="green"/>
+        </w:rPr>
         <w:t xml:space="preserve"> &amp; </w:t>
       </w:r>
       <w:proofErr w:type="spellStart"/>
       <w:r>
+        <w:rPr>
+          <w:highlight w:val="green"/>
+        </w:rPr>
         <w:t>sr.colsx</w:t>
       </w:r>
       <w:proofErr w:type="spellEnd"/>
@@ -640,32 +1003,53 @@
       </w:r>
       <w:proofErr w:type="spellStart"/>
       <w:r>
+        <w:rPr>
+          <w:highlight w:val="green"/>
+        </w:rPr>
         <w:t>CWM_decay</w:t>
       </w:r>
       <w:proofErr w:type="spellEnd"/>
       <w:r>
-        <w:t xml:space="preserve"> / </w:t>
-      </w:r>
-      <w:proofErr w:type="spellStart"/>
-      <w:r>
+        <w:rPr>
+          <w:highlight w:val="green"/>
+        </w:rPr>
+        <w:t xml:space="preserve"> / </w:t>
+      </w:r>
+      <w:proofErr w:type="spellStart"/>
+      <w:r>
+        <w:rPr>
+          <w:highlight w:val="green"/>
+        </w:rPr>
         <w:t>ab.flo</w:t>
       </w:r>
       <w:proofErr w:type="spellEnd"/>
       <w:r>
+        <w:rPr>
+          <w:highlight w:val="green"/>
+        </w:rPr>
         <w:t xml:space="preserve"> / </w:t>
       </w:r>
       <w:proofErr w:type="spellStart"/>
       <w:proofErr w:type="gramStart"/>
       <w:r>
+        <w:rPr>
+          <w:highlight w:val="green"/>
+        </w:rPr>
         <w:t>ab.colsxrar</w:t>
       </w:r>
       <w:proofErr w:type="spellEnd"/>
       <w:proofErr w:type="gramEnd"/>
       <w:r>
+        <w:rPr>
+          <w:highlight w:val="green"/>
+        </w:rPr>
         <w:t xml:space="preserve"> &amp; </w:t>
       </w:r>
       <w:proofErr w:type="spellStart"/>
       <w:r>
+        <w:rPr>
+          <w:highlight w:val="green"/>
+        </w:rPr>
         <w:t>sr.colsxrar</w:t>
       </w:r>
       <w:proofErr w:type="spellEnd"/>
@@ -694,30 +1078,51 @@
       </w:r>
       <w:proofErr w:type="spellStart"/>
       <w:r>
+        <w:rPr>
+          <w:highlight w:val="green"/>
+        </w:rPr>
         <w:t>FD_decay</w:t>
       </w:r>
       <w:proofErr w:type="spellEnd"/>
       <w:r>
-        <w:t xml:space="preserve"> / </w:t>
-      </w:r>
-      <w:proofErr w:type="spellStart"/>
-      <w:r>
+        <w:rPr>
+          <w:highlight w:val="green"/>
+        </w:rPr>
+        <w:t xml:space="preserve"> / </w:t>
+      </w:r>
+      <w:proofErr w:type="spellStart"/>
+      <w:r>
+        <w:rPr>
+          <w:highlight w:val="green"/>
+        </w:rPr>
         <w:t>FD_canop</w:t>
       </w:r>
       <w:proofErr w:type="spellEnd"/>
       <w:r>
-        <w:t xml:space="preserve"> / </w:t>
-      </w:r>
-      <w:proofErr w:type="spellStart"/>
-      <w:r>
+        <w:rPr>
+          <w:highlight w:val="green"/>
+        </w:rPr>
+        <w:t xml:space="preserve"> / </w:t>
+      </w:r>
+      <w:proofErr w:type="spellStart"/>
+      <w:r>
+        <w:rPr>
+          <w:highlight w:val="green"/>
+        </w:rPr>
         <w:t>FD_diam</w:t>
       </w:r>
       <w:proofErr w:type="spellEnd"/>
       <w:r>
-        <w:t xml:space="preserve"> / </w:t>
-      </w:r>
-      <w:proofErr w:type="spellStart"/>
-      <w:r>
+        <w:rPr>
+          <w:highlight w:val="green"/>
+        </w:rPr>
+        <w:t xml:space="preserve"> / </w:t>
+      </w:r>
+      <w:proofErr w:type="spellStart"/>
+      <w:r>
+        <w:rPr>
+          <w:highlight w:val="green"/>
+        </w:rPr>
         <w:t>CWM_diam</w:t>
       </w:r>
       <w:proofErr w:type="spellEnd"/>
@@ -726,22 +1131,40 @@
       </w:r>
       <w:proofErr w:type="spellStart"/>
       <w:r>
+        <w:rPr>
+          <w:highlight w:val="green"/>
+        </w:rPr>
         <w:t>ab.cavspe</w:t>
       </w:r>
       <w:proofErr w:type="spellEnd"/>
       <w:r>
+        <w:rPr>
+          <w:highlight w:val="green"/>
+        </w:rPr>
         <w:t xml:space="preserve"> &amp; </w:t>
       </w:r>
       <w:proofErr w:type="spellStart"/>
       <w:r>
+        <w:rPr>
+          <w:highlight w:val="green"/>
+        </w:rPr>
         <w:t>sr.cavspe</w:t>
       </w:r>
       <w:proofErr w:type="spellEnd"/>
       <w:r>
-        <w:t xml:space="preserve"> / </w:t>
-      </w:r>
-      <w:proofErr w:type="spellStart"/>
-      <w:r>
+        <w:t xml:space="preserve"> </w:t>
+      </w:r>
+      <w:r>
+        <w:rPr>
+          <w:highlight w:val="green"/>
+        </w:rPr>
+        <w:t xml:space="preserve">/ </w:t>
+      </w:r>
+      <w:proofErr w:type="spellStart"/>
+      <w:r>
+        <w:rPr>
+          <w:highlight w:val="green"/>
+        </w:rPr>
         <w:t>sr.myc</w:t>
       </w:r>
       <w:proofErr w:type="spellEnd"/>
@@ -750,14 +1173,23 @@
       </w:r>
       <w:proofErr w:type="spellStart"/>
       <w:r>
+        <w:rPr>
+          <w:highlight w:val="green"/>
+        </w:rPr>
         <w:t>ab.pho</w:t>
       </w:r>
       <w:proofErr w:type="spellEnd"/>
       <w:r>
+        <w:rPr>
+          <w:highlight w:val="green"/>
+        </w:rPr>
         <w:t xml:space="preserve"> &amp; </w:t>
       </w:r>
       <w:proofErr w:type="spellStart"/>
       <w:r>
+        <w:rPr>
+          <w:highlight w:val="green"/>
+        </w:rPr>
         <w:t>sr.pho</w:t>
       </w:r>
       <w:proofErr w:type="spellEnd"/>
@@ -766,6 +1198,9 @@
       </w:r>
       <w:proofErr w:type="spellStart"/>
       <w:r>
+        <w:rPr>
+          <w:highlight w:val="green"/>
+        </w:rPr>
         <w:t>sr.suc</w:t>
       </w:r>
       <w:proofErr w:type="spellEnd"/>
@@ -774,26 +1209,943 @@
       </w:r>
       <w:proofErr w:type="spellStart"/>
       <w:r>
+        <w:rPr>
+          <w:highlight w:val="green"/>
+        </w:rPr>
         <w:t>ab.fonspe</w:t>
       </w:r>
       <w:proofErr w:type="spellEnd"/>
       <w:r>
+        <w:rPr>
+          <w:highlight w:val="green"/>
+        </w:rPr>
         <w:t xml:space="preserve"> &amp; </w:t>
       </w:r>
       <w:proofErr w:type="spellStart"/>
       <w:r>
+        <w:rPr>
+          <w:highlight w:val="green"/>
+        </w:rPr>
         <w:t>sr.fonspe</w:t>
       </w:r>
       <w:proofErr w:type="spellEnd"/>
       <w:r>
+        <w:rPr>
+          <w:highlight w:val="green"/>
+        </w:rPr>
         <w:t xml:space="preserve"> / ab.fon &amp; sr.fon</w:t>
       </w:r>
     </w:p>
+    <w:p/>
     <w:p>
+      <w:pPr>
+        <w:jc w:val="both"/>
+      </w:pPr>
+      <w:r>
+        <w:t xml:space="preserve">Les tests statistiques post-hoc de </w:t>
+      </w:r>
+      <w:proofErr w:type="spellStart"/>
+      <w:r>
+        <w:t>Tukey</w:t>
+      </w:r>
+      <w:proofErr w:type="spellEnd"/>
+      <w:r>
+        <w:t xml:space="preserve"> sur des modèles mixtes linéaires généralisés ont montré une différence d’abondance et de richesse spécifique inter-strates </w:t>
+      </w:r>
+      <w:r>
+        <w:t xml:space="preserve">des coléoptères saproxyliques </w:t>
+      </w:r>
+      <w:r>
+        <w:t>dans les</w:t>
+      </w:r>
+      <w:r>
+        <w:t xml:space="preserve"> 20 arbres échantillonnés. En particulier, </w:t>
+      </w:r>
+      <w:r>
+        <w:t>la strate supra-canopée</w:t>
+      </w:r>
+      <w:r>
+        <w:t xml:space="preserve"> (AC)</w:t>
+      </w:r>
+      <w:r>
+        <w:t xml:space="preserve"> diffère de la strate inférieure au houppier </w:t>
+      </w:r>
+      <w:r>
+        <w:t xml:space="preserve">(BC) </w:t>
+      </w:r>
+      <w:r>
+        <w:t xml:space="preserve">en ce qui concerne l’abondance et la richesse spécifique </w:t>
+      </w:r>
+      <w:r>
+        <w:t xml:space="preserve">plus élevée en AC </w:t>
+      </w:r>
+      <w:r>
+        <w:t xml:space="preserve">de coléoptères saproxyliques </w:t>
+      </w:r>
+      <w:r>
+        <w:rPr>
+          <w:sz w:val="20"/>
+          <w:szCs w:val="20"/>
+        </w:rPr>
+        <w:t>de la guilde larvaire des espèces</w:t>
+      </w:r>
+      <w:r>
+        <w:rPr>
+          <w:sz w:val="20"/>
+          <w:szCs w:val="20"/>
+        </w:rPr>
+        <w:t xml:space="preserve"> associées aux résineux</w:t>
+      </w:r>
+      <w:r>
+        <w:t xml:space="preserve">. </w:t>
+      </w:r>
+      <w:r>
+        <w:t xml:space="preserve">Le résultat est similaire pour l’abondance des individus de la guilde trophique larvaire zoophage, ainsi que </w:t>
+      </w:r>
+      <w:proofErr w:type="spellStart"/>
+      <w:r>
+        <w:t>saproxylophage</w:t>
+      </w:r>
+      <w:proofErr w:type="spellEnd"/>
+      <w:r>
+        <w:t xml:space="preserve">, </w:t>
+      </w:r>
+      <w:proofErr w:type="spellStart"/>
+      <w:r>
+        <w:t>mycétophages</w:t>
+      </w:r>
+      <w:proofErr w:type="spellEnd"/>
+      <w:r>
+        <w:t xml:space="preserve"> et </w:t>
+      </w:r>
+      <w:r>
+        <w:t xml:space="preserve">lignicoles. </w:t>
+      </w:r>
+      <w:r>
+        <w:t xml:space="preserve">Les </w:t>
+      </w:r>
+      <w:r>
+        <w:t>Espèces communes</w:t>
+      </w:r>
+      <w:r>
+        <w:t xml:space="preserve"> quant à elles sont aussi plus nombreuse en AC que BC (IP = 1 et IP = 2). L’</w:t>
+      </w:r>
+      <w:r>
+        <w:t xml:space="preserve">abondance et </w:t>
+      </w:r>
+      <w:r>
+        <w:t xml:space="preserve">la </w:t>
+      </w:r>
+      <w:r>
+        <w:t xml:space="preserve">richesse spécifique pour les espèces rares </w:t>
+      </w:r>
+      <w:r>
+        <w:t>(Indice patrimonial IP = 3 / IP = 4)</w:t>
+      </w:r>
+      <w:r>
+        <w:t xml:space="preserve">, </w:t>
+      </w:r>
+      <w:r>
+        <w:t>la richesse spécifique des espèces de la guilde trophique larvaire xylophage</w:t>
+      </w:r>
+      <w:r>
+        <w:t>, l’abondance de coléo</w:t>
+      </w:r>
+      <w:r>
+        <w:t>ptère</w:t>
+      </w:r>
+      <w:r>
+        <w:t xml:space="preserve"> toutes guildes confondus, et l’abondance et la richesse spécifique pour les espèces de la guilde trophique d’adulte floricole</w:t>
+      </w:r>
+      <w:r>
+        <w:t xml:space="preserve"> suivent la même tendance</w:t>
+      </w:r>
+      <w:r>
+        <w:t>.</w:t>
+      </w:r>
+      <w:r>
+        <w:t xml:space="preserve"> Enfin, la variance de taille de l’assemblage d’espèces est plus élevée en AC qu’en BC. </w:t>
+      </w:r>
+      <w:r>
+        <w:t xml:space="preserve">La strate </w:t>
+      </w:r>
+      <w:r>
+        <w:t>AC</w:t>
+      </w:r>
+      <w:r>
+        <w:t xml:space="preserve"> diffère également avec la strate intra </w:t>
+      </w:r>
+      <w:r>
+        <w:t>inférieure</w:t>
+      </w:r>
+      <w:r>
+        <w:t xml:space="preserve"> du houppier</w:t>
+      </w:r>
+      <w:r>
+        <w:t xml:space="preserve"> (</w:t>
+      </w:r>
+      <w:r>
+        <w:t>L</w:t>
+      </w:r>
+      <w:r>
+        <w:t>C)</w:t>
+      </w:r>
+      <w:r>
+        <w:t>, cette fois-ci avec un nombre de guildes moins conséquent, qui sont</w:t>
+      </w:r>
+      <w:r>
+        <w:t xml:space="preserve"> : </w:t>
+      </w:r>
+      <w:r>
+        <w:t xml:space="preserve">les espèces de </w:t>
+      </w:r>
+      <w:r>
+        <w:t>coléoptères saproxyliques</w:t>
+      </w:r>
+      <w:r>
+        <w:t xml:space="preserve"> </w:t>
+      </w:r>
+      <w:r>
+        <w:t>associées aux résineux</w:t>
+      </w:r>
+      <w:r>
+        <w:t xml:space="preserve"> </w:t>
+      </w:r>
+      <w:r>
+        <w:t xml:space="preserve">au stade </w:t>
+      </w:r>
+      <w:r>
+        <w:t xml:space="preserve">larvaire </w:t>
+      </w:r>
+      <w:r>
+        <w:t xml:space="preserve">présentes en plus grand nombre dans la strate </w:t>
+      </w:r>
+      <w:r>
+        <w:t>AC</w:t>
+      </w:r>
+      <w:r>
+        <w:t>,</w:t>
+      </w:r>
+      <w:r>
+        <w:t xml:space="preserve"> mais également</w:t>
+      </w:r>
+      <w:r>
+        <w:t xml:space="preserve"> </w:t>
+      </w:r>
+      <w:r>
+        <w:t>l’</w:t>
+      </w:r>
+      <w:r>
+        <w:t xml:space="preserve">abondance </w:t>
+      </w:r>
+      <w:r>
+        <w:t xml:space="preserve">d’adulte </w:t>
+      </w:r>
+      <w:r>
+        <w:t>floricole</w:t>
+      </w:r>
+      <w:r>
+        <w:t xml:space="preserve"> qui sont plus important que dans la strate LC</w:t>
+      </w:r>
+      <w:r>
+        <w:t xml:space="preserve">, </w:t>
+      </w:r>
+      <w:r>
+        <w:t xml:space="preserve">tout comme les </w:t>
+      </w:r>
+      <w:r>
+        <w:t>espèces communes</w:t>
+      </w:r>
+      <w:r>
+        <w:t xml:space="preserve"> </w:t>
+      </w:r>
+      <w:r>
+        <w:t xml:space="preserve">de coléoptères et la richesse </w:t>
+      </w:r>
+      <w:r>
+        <w:t xml:space="preserve">spécifique </w:t>
+      </w:r>
+      <w:r>
+        <w:t xml:space="preserve">de guilde larvaire </w:t>
+      </w:r>
+      <w:r>
+        <w:t>xylophage</w:t>
+      </w:r>
+      <w:r>
+        <w:t>.</w:t>
+      </w:r>
+      <w:r>
+        <w:t xml:space="preserve"> </w:t>
+      </w:r>
+      <w:r>
+        <w:t xml:space="preserve">En revanche, les espèces </w:t>
+      </w:r>
+      <w:proofErr w:type="spellStart"/>
+      <w:r>
+        <w:t>succicole</w:t>
+      </w:r>
+      <w:proofErr w:type="spellEnd"/>
+      <w:r>
+        <w:t xml:space="preserve"> ou encore </w:t>
+      </w:r>
+      <w:proofErr w:type="spellStart"/>
+      <w:r>
+        <w:t>saproxylophage</w:t>
+      </w:r>
+      <w:proofErr w:type="spellEnd"/>
+      <w:r>
+        <w:t xml:space="preserve">, ainsi que </w:t>
+      </w:r>
+      <w:r>
+        <w:t>le t</w:t>
+      </w:r>
+      <w:r>
+        <w:t>rait moyen de préférence de canopée</w:t>
+      </w:r>
+      <w:r>
+        <w:t xml:space="preserve"> (</w:t>
+      </w:r>
+      <w:proofErr w:type="spellStart"/>
+      <w:r>
+        <w:t>Héliophilie</w:t>
+      </w:r>
+      <w:proofErr w:type="spellEnd"/>
+      <w:r>
+        <w:t xml:space="preserve"> moyenne) de l’assemblage des espèces</w:t>
+      </w:r>
+      <w:r>
+        <w:t xml:space="preserve"> </w:t>
+      </w:r>
+      <w:r>
+        <w:t>de coléoptère sont présentes en plus grand nombre dans la strate LC que la strate supra-canopée</w:t>
+      </w:r>
+      <w:r>
+        <w:t>.</w:t>
+      </w:r>
+      <w:r>
+        <w:t xml:space="preserve"> De plus, l</w:t>
+      </w:r>
+      <w:r>
+        <w:t xml:space="preserve">a strate supra canopée </w:t>
+      </w:r>
+      <w:r>
+        <w:t xml:space="preserve">se trouve être différente </w:t>
+      </w:r>
+      <w:r>
+        <w:t xml:space="preserve">avec </w:t>
+      </w:r>
+      <w:r>
+        <w:t xml:space="preserve">une autre strate supplémentaire, dans la </w:t>
+      </w:r>
+      <w:r>
+        <w:lastRenderedPageBreak/>
+        <w:t xml:space="preserve">partie </w:t>
+      </w:r>
+      <w:r>
+        <w:t xml:space="preserve">intra </w:t>
+      </w:r>
+      <w:r>
+        <w:t>supérieure</w:t>
+      </w:r>
+      <w:r>
+        <w:t xml:space="preserve"> du houppier</w:t>
+      </w:r>
+      <w:r>
+        <w:t xml:space="preserve"> (</w:t>
+      </w:r>
+      <w:r>
+        <w:t>U</w:t>
+      </w:r>
+      <w:r>
+        <w:t>C)</w:t>
+      </w:r>
+      <w:r>
+        <w:t>. Notamment pour l’</w:t>
+      </w:r>
+      <w:r>
+        <w:t xml:space="preserve">abondance et </w:t>
+      </w:r>
+      <w:r>
+        <w:t xml:space="preserve">la </w:t>
+      </w:r>
+      <w:r>
+        <w:t xml:space="preserve">richesse spécifique de </w:t>
+      </w:r>
+      <w:r>
+        <w:t>coléoptères saproxyliques de la guilde larvaire des espèces associées aux résineux</w:t>
+      </w:r>
+      <w:r>
+        <w:t>, d’espèces rares</w:t>
+      </w:r>
+      <w:r>
+        <w:t xml:space="preserve"> </w:t>
+      </w:r>
+      <w:r>
+        <w:t>ainsi que d’</w:t>
+      </w:r>
+      <w:r>
+        <w:t xml:space="preserve">espèces </w:t>
+      </w:r>
+      <w:r>
+        <w:t xml:space="preserve">de coléoptères </w:t>
+      </w:r>
+      <w:r>
+        <w:t>zoophages au stade larvaire</w:t>
+      </w:r>
+      <w:r>
+        <w:t>, qui sont toutes plus importantes en AC</w:t>
+      </w:r>
+      <w:r>
+        <w:t xml:space="preserve">. </w:t>
+      </w:r>
+      <w:r>
+        <w:t>L’a</w:t>
+      </w:r>
+      <w:r>
+        <w:t xml:space="preserve">bondance </w:t>
+      </w:r>
+      <w:r>
+        <w:t xml:space="preserve">des espèces </w:t>
+      </w:r>
+      <w:proofErr w:type="spellStart"/>
+      <w:r>
+        <w:t>succicoles</w:t>
+      </w:r>
+      <w:proofErr w:type="spellEnd"/>
+      <w:r>
+        <w:t xml:space="preserve"> et</w:t>
+      </w:r>
+      <w:r>
+        <w:t xml:space="preserve"> la</w:t>
+      </w:r>
+      <w:r>
+        <w:t xml:space="preserve"> richesse spécifique </w:t>
+      </w:r>
+      <w:r>
+        <w:t xml:space="preserve">de celles </w:t>
+      </w:r>
+      <w:proofErr w:type="spellStart"/>
+      <w:r>
+        <w:t>saproxylophage</w:t>
+      </w:r>
+      <w:proofErr w:type="spellEnd"/>
+      <w:r>
+        <w:t xml:space="preserve"> au stade larvaire</w:t>
+      </w:r>
+      <w:r>
+        <w:t xml:space="preserve"> </w:t>
+      </w:r>
+      <w:r>
+        <w:t xml:space="preserve">sont plus importante en UC cette fois-ci, tout comme la </w:t>
+      </w:r>
+      <w:r>
+        <w:rPr>
+          <w:sz w:val="20"/>
+          <w:szCs w:val="20"/>
+        </w:rPr>
+        <w:t>t</w:t>
+      </w:r>
+      <w:r>
+        <w:rPr>
+          <w:sz w:val="20"/>
+          <w:szCs w:val="20"/>
+        </w:rPr>
+        <w:t>aille moyenne de l’assemblage d’espèces</w:t>
+      </w:r>
+      <w:r>
+        <w:rPr>
+          <w:sz w:val="20"/>
+          <w:szCs w:val="20"/>
+        </w:rPr>
+        <w:t>.</w:t>
+      </w:r>
       <w:bookmarkStart w:id="0" w:name="_GoBack"/>
       <w:bookmarkEnd w:id="0"/>
     </w:p>
-    <w:p/>
+    <w:p>
+      <w:pPr>
+        <w:jc w:val="both"/>
+      </w:pPr>
+      <w:r>
+        <w:t>Pour ce qui concerne les autres strates comme l’intra houppier supérieur (UC) et l’intra houppier inférieur (LC), des différences apparaissent entre ces 2 strates pour l’</w:t>
+      </w:r>
+      <w:r>
+        <w:t xml:space="preserve">abondance et </w:t>
+      </w:r>
+      <w:r>
+        <w:t xml:space="preserve">la </w:t>
+      </w:r>
+      <w:r>
+        <w:t xml:space="preserve">richesse spécifique </w:t>
+      </w:r>
+      <w:r>
+        <w:t xml:space="preserve">des guildes larvaires de coléoptères </w:t>
+      </w:r>
+      <w:r>
+        <w:t>zoophage</w:t>
+      </w:r>
+      <w:r>
+        <w:t>s</w:t>
+      </w:r>
+      <w:r>
+        <w:t>, xylophage</w:t>
+      </w:r>
+      <w:r>
+        <w:t>s</w:t>
+      </w:r>
+      <w:r>
+        <w:t>,</w:t>
+      </w:r>
+      <w:r>
+        <w:t xml:space="preserve"> </w:t>
+      </w:r>
+      <w:r>
+        <w:t>lignicole</w:t>
+      </w:r>
+      <w:r>
+        <w:t>s,</w:t>
+      </w:r>
+      <w:r>
+        <w:t xml:space="preserve"> </w:t>
+      </w:r>
+      <w:r>
+        <w:t xml:space="preserve">les espèces </w:t>
+      </w:r>
+      <w:r>
+        <w:t>floricole</w:t>
+      </w:r>
+      <w:r>
+        <w:t>s au stade adulte</w:t>
+      </w:r>
+      <w:r>
+        <w:t xml:space="preserve">, </w:t>
+      </w:r>
+      <w:r>
+        <w:t xml:space="preserve">ainsi que les espèces </w:t>
+      </w:r>
+      <w:r>
+        <w:t>rare</w:t>
+      </w:r>
+      <w:r>
+        <w:t>s,</w:t>
+      </w:r>
+      <w:r>
+        <w:t xml:space="preserve"> et </w:t>
+      </w:r>
+      <w:r>
+        <w:t xml:space="preserve">le total </w:t>
+      </w:r>
+      <w:r>
+        <w:t>(abondance / richesse). Toutes ces catégories sont plus nombreuses dans l’UC que la strate LC</w:t>
+      </w:r>
+      <w:r>
+        <w:t xml:space="preserve">. </w:t>
+      </w:r>
+      <w:r>
+        <w:t>C’est aussi le cas pour l’a</w:t>
+      </w:r>
+      <w:r>
+        <w:t xml:space="preserve">bondance </w:t>
+      </w:r>
+      <w:r>
+        <w:t xml:space="preserve">des </w:t>
+      </w:r>
+      <w:r>
+        <w:t xml:space="preserve">espèces communes et </w:t>
+      </w:r>
+      <w:proofErr w:type="spellStart"/>
+      <w:r>
+        <w:t>saproxylophages</w:t>
+      </w:r>
+      <w:proofErr w:type="spellEnd"/>
+      <w:r>
+        <w:t xml:space="preserve"> </w:t>
+      </w:r>
+      <w:r>
+        <w:t>de coléoptères. De plus, la t</w:t>
+      </w:r>
+      <w:r>
+        <w:t>aille moyenne de l’assemb</w:t>
+      </w:r>
+      <w:r>
+        <w:t>lage d’espèces et la variance de t</w:t>
+      </w:r>
+      <w:r>
+        <w:t>aille de l’assemblage d’espèces</w:t>
+      </w:r>
+      <w:r>
+        <w:t xml:space="preserve"> sont plus importantes en UC</w:t>
+      </w:r>
+      <w:r>
+        <w:t>.</w:t>
+      </w:r>
+      <w:r>
+        <w:t xml:space="preserve"> Au contraire, le t</w:t>
+      </w:r>
+      <w:r>
+        <w:t xml:space="preserve">rait moyen de préférence de canopée (= </w:t>
+      </w:r>
+      <w:proofErr w:type="spellStart"/>
+      <w:r>
+        <w:t>héliophilie</w:t>
+      </w:r>
+      <w:proofErr w:type="spellEnd"/>
+      <w:r>
+        <w:t xml:space="preserve"> moyenne) de l’assemblage </w:t>
+      </w:r>
+      <w:r>
+        <w:t>est plus grand en LC.</w:t>
+      </w:r>
+      <w:r>
+        <w:t xml:space="preserve"> </w:t>
+      </w:r>
+      <w:r>
+        <w:t>Toujours avec l’UC</w:t>
+      </w:r>
+      <w:r>
+        <w:t>, mais cette fois comparée à la strate inférieure au houppier (BC), les différences qui ressortent sont pour l’</w:t>
+      </w:r>
+      <w:r>
+        <w:t>abondance et</w:t>
+      </w:r>
+      <w:r>
+        <w:t xml:space="preserve"> la</w:t>
+      </w:r>
+      <w:r>
+        <w:t xml:space="preserve"> richesse spécifique </w:t>
+      </w:r>
+      <w:r>
+        <w:t>des guildes</w:t>
+      </w:r>
+      <w:r>
+        <w:t xml:space="preserve"> </w:t>
+      </w:r>
+      <w:r>
+        <w:t xml:space="preserve">zoophages, </w:t>
+      </w:r>
+      <w:proofErr w:type="spellStart"/>
+      <w:r>
+        <w:t>saproxylophages</w:t>
+      </w:r>
+      <w:proofErr w:type="spellEnd"/>
+      <w:r>
+        <w:t xml:space="preserve">, xylophages, floricoles, lignicoles, </w:t>
+      </w:r>
+      <w:proofErr w:type="spellStart"/>
+      <w:r>
+        <w:t>cavicoles</w:t>
+      </w:r>
+      <w:proofErr w:type="spellEnd"/>
+      <w:r>
+        <w:t xml:space="preserve">, </w:t>
+      </w:r>
+      <w:r>
+        <w:t xml:space="preserve">des </w:t>
+      </w:r>
+      <w:r>
+        <w:t xml:space="preserve">espèces communes et </w:t>
+      </w:r>
+      <w:r>
+        <w:t>des espèces rares ainsi que du</w:t>
+      </w:r>
+      <w:r>
+        <w:t xml:space="preserve"> total</w:t>
+      </w:r>
+      <w:r>
+        <w:t xml:space="preserve"> des individus et espèces piégés en 2024</w:t>
+      </w:r>
+      <w:r>
+        <w:t xml:space="preserve">. </w:t>
+      </w:r>
+      <w:r>
+        <w:t>La variance de t</w:t>
+      </w:r>
+      <w:r>
+        <w:t>aille de l’assemblage d’espèces</w:t>
+      </w:r>
+      <w:r>
+        <w:t xml:space="preserve"> et </w:t>
+      </w:r>
+      <w:r>
+        <w:t>la t</w:t>
+      </w:r>
+      <w:r>
+        <w:t>aille moyenne de l’assemblage d’espèces</w:t>
+      </w:r>
+      <w:r>
+        <w:t xml:space="preserve"> viennent s’ajouter aux résultats précédents, qui montrent une présence plus grande dans la strate UC que dans la strate BC. </w:t>
+      </w:r>
+      <w:r>
+        <w:t>Dans le cas de la comparaison des strates intra houppier inférieur (LC) et la strate inférieure au houppier (BC), l’a</w:t>
+      </w:r>
+      <w:r>
+        <w:t xml:space="preserve">bondance et </w:t>
+      </w:r>
+      <w:r>
+        <w:t xml:space="preserve">la </w:t>
+      </w:r>
+      <w:r>
+        <w:t>richesse</w:t>
+      </w:r>
+      <w:r>
+        <w:t xml:space="preserve"> spéci</w:t>
+      </w:r>
+      <w:r>
+        <w:t>fique des espèces rares</w:t>
+      </w:r>
+      <w:r>
+        <w:t xml:space="preserve"> est</w:t>
+      </w:r>
+      <w:r>
+        <w:t xml:space="preserve"> </w:t>
+      </w:r>
+      <w:r>
+        <w:t>plus importante</w:t>
+      </w:r>
+      <w:r>
+        <w:t xml:space="preserve"> en</w:t>
+      </w:r>
+      <w:r>
+        <w:t xml:space="preserve"> LC que BC</w:t>
+      </w:r>
+      <w:r>
+        <w:t>, le constat est le même</w:t>
+      </w:r>
+      <w:r>
+        <w:t xml:space="preserve"> avec l’</w:t>
+      </w:r>
+      <w:r>
+        <w:t xml:space="preserve">abondance des coléoptères floricoles </w:t>
+      </w:r>
+      <w:r>
+        <w:t>pendant leur phase adulte, tout comme le t</w:t>
+      </w:r>
+      <w:r>
+        <w:rPr>
+          <w:sz w:val="20"/>
+          <w:szCs w:val="20"/>
+        </w:rPr>
+        <w:t>rait moyen de préférence de stade de saproxylation du substrat saproxylique</w:t>
+      </w:r>
+      <w:r>
+        <w:rPr>
+          <w:sz w:val="20"/>
+          <w:szCs w:val="20"/>
+        </w:rPr>
+        <w:t xml:space="preserve"> </w:t>
+      </w:r>
+      <w:r>
+        <w:rPr>
+          <w:sz w:val="20"/>
+          <w:szCs w:val="20"/>
+        </w:rPr>
+        <w:t xml:space="preserve">est </w:t>
+      </w:r>
+      <w:r>
+        <w:rPr>
+          <w:sz w:val="20"/>
+          <w:szCs w:val="20"/>
+        </w:rPr>
+        <w:t xml:space="preserve">plus important pour </w:t>
+      </w:r>
+      <w:r>
+        <w:rPr>
+          <w:sz w:val="20"/>
+          <w:szCs w:val="20"/>
+        </w:rPr>
+        <w:t xml:space="preserve">la strate </w:t>
+      </w:r>
+      <w:r>
+        <w:rPr>
+          <w:sz w:val="20"/>
+          <w:szCs w:val="20"/>
+        </w:rPr>
+        <w:t>LC que</w:t>
+      </w:r>
+      <w:r>
+        <w:rPr>
+          <w:sz w:val="20"/>
+          <w:szCs w:val="20"/>
+        </w:rPr>
+        <w:t xml:space="preserve"> la strate</w:t>
+      </w:r>
+      <w:r>
+        <w:rPr>
+          <w:sz w:val="20"/>
+          <w:szCs w:val="20"/>
+        </w:rPr>
+        <w:t xml:space="preserve"> BC</w:t>
+      </w:r>
+      <w:r>
+        <w:rPr>
+          <w:sz w:val="20"/>
+          <w:szCs w:val="20"/>
+        </w:rPr>
+        <w:t>.</w:t>
+      </w:r>
+    </w:p>
+    <w:p>
+      <w:pPr>
+        <w:jc w:val="both"/>
+        <w:rPr>
+          <w:sz w:val="20"/>
+          <w:szCs w:val="20"/>
+        </w:rPr>
+      </w:pPr>
+      <w:r>
+        <w:t>Une partie des analyses n’a pas démontré de différence</w:t>
+      </w:r>
+      <w:r>
+        <w:t>s</w:t>
+      </w:r>
+      <w:r>
+        <w:t xml:space="preserve"> inter-strates significatives pour </w:t>
+      </w:r>
+      <w:r>
+        <w:t>l’abondance et la richesse spécifique</w:t>
+      </w:r>
+      <w:r>
+        <w:t xml:space="preserve"> de la guilde larvaire</w:t>
+      </w:r>
+      <w:r>
+        <w:t xml:space="preserve"> de coléoptères fongicoles, ainsi que fongicoles spécialistes, </w:t>
+      </w:r>
+      <w:proofErr w:type="spellStart"/>
+      <w:r>
+        <w:t>pholeophiles</w:t>
+      </w:r>
+      <w:proofErr w:type="spellEnd"/>
+      <w:r>
+        <w:t xml:space="preserve"> </w:t>
+      </w:r>
+      <w:r>
+        <w:t xml:space="preserve">et </w:t>
+      </w:r>
+      <w:proofErr w:type="spellStart"/>
+      <w:r>
+        <w:t>cavicoles</w:t>
+      </w:r>
+      <w:proofErr w:type="spellEnd"/>
+      <w:r>
+        <w:t xml:space="preserve"> spécialistes.</w:t>
+      </w:r>
+      <w:r>
+        <w:t xml:space="preserve"> La richesse spécifique n’est pas différente entre les 20 arbres pour les coléoptères </w:t>
+      </w:r>
+      <w:proofErr w:type="spellStart"/>
+      <w:r>
+        <w:t>succicoles</w:t>
+      </w:r>
+      <w:proofErr w:type="spellEnd"/>
+      <w:r>
+        <w:t xml:space="preserve"> au stade larvaire et </w:t>
+      </w:r>
+      <w:proofErr w:type="spellStart"/>
+      <w:r>
+        <w:t>mycétophages</w:t>
+      </w:r>
+      <w:proofErr w:type="spellEnd"/>
+      <w:r>
+        <w:t>.</w:t>
+      </w:r>
+      <w:r>
+        <w:t xml:space="preserve"> </w:t>
+      </w:r>
+      <w:r>
+        <w:t xml:space="preserve">Les résultats concernant la </w:t>
+      </w:r>
+      <w:r>
+        <w:rPr>
+          <w:sz w:val="20"/>
+          <w:szCs w:val="20"/>
+        </w:rPr>
+        <w:t>variance de trait de préférence de stade de saproxylation du substrat</w:t>
+      </w:r>
+      <w:r>
+        <w:rPr>
+          <w:sz w:val="20"/>
+          <w:szCs w:val="20"/>
+        </w:rPr>
+        <w:t xml:space="preserve">, </w:t>
+      </w:r>
+      <w:r>
+        <w:rPr>
+          <w:sz w:val="20"/>
+          <w:szCs w:val="20"/>
+        </w:rPr>
+        <w:t xml:space="preserve">la </w:t>
+      </w:r>
+      <w:r>
+        <w:rPr>
+          <w:sz w:val="20"/>
+          <w:szCs w:val="20"/>
+        </w:rPr>
+        <w:t>variance de trait de préférence de classe de diamètre du substrat saproxylique</w:t>
+      </w:r>
+      <w:r>
+        <w:rPr>
+          <w:sz w:val="20"/>
+          <w:szCs w:val="20"/>
+        </w:rPr>
+        <w:t xml:space="preserve">, </w:t>
+      </w:r>
+      <w:r>
+        <w:rPr>
+          <w:sz w:val="20"/>
+          <w:szCs w:val="20"/>
+        </w:rPr>
+        <w:t xml:space="preserve">ou encore la </w:t>
+      </w:r>
+      <w:r>
+        <w:rPr>
+          <w:sz w:val="20"/>
+          <w:szCs w:val="20"/>
+        </w:rPr>
+        <w:t xml:space="preserve">variance de trait de préférence de canopée (= </w:t>
+      </w:r>
+      <w:proofErr w:type="spellStart"/>
+      <w:r>
+        <w:rPr>
+          <w:sz w:val="20"/>
+          <w:szCs w:val="20"/>
+        </w:rPr>
+        <w:t>héliophilie</w:t>
+      </w:r>
+      <w:proofErr w:type="spellEnd"/>
+      <w:r>
+        <w:rPr>
+          <w:sz w:val="20"/>
+          <w:szCs w:val="20"/>
+        </w:rPr>
+        <w:t xml:space="preserve"> moyenne) de l’assemblage</w:t>
+      </w:r>
+      <w:r>
+        <w:rPr>
+          <w:sz w:val="20"/>
+          <w:szCs w:val="20"/>
+        </w:rPr>
+        <w:t xml:space="preserve"> des coléoptères ne sont pas significativement différentes entre les quatre strates. C’est également le cas pour le t</w:t>
+      </w:r>
+      <w:r>
+        <w:rPr>
+          <w:sz w:val="20"/>
+          <w:szCs w:val="20"/>
+        </w:rPr>
+        <w:t>rait moyen de préférence de classe de diamètre du substrat saproxylique</w:t>
+      </w:r>
+      <w:r>
+        <w:rPr>
+          <w:sz w:val="20"/>
+          <w:szCs w:val="20"/>
+        </w:rPr>
+        <w:t xml:space="preserve"> chez les espèces de coléoptères capturées dans les pièges.</w:t>
+      </w:r>
+    </w:p>
+    <w:p>
+      <w:pPr>
+        <w:jc w:val="both"/>
+      </w:pPr>
+    </w:p>
     <w:sectPr>
       <w:pgSz w:w="11906" w:h="16838"/>
       <w:pgMar w:top="1417" w:right="1417" w:bottom="1417" w:left="1417" w:header="708" w:footer="708" w:gutter="0"/>
